--- a/product-templates/Newtree_Comps_Support_Document_Template.docx
+++ b/product-templates/Newtree_Comps_Support_Document_Template.docx
@@ -1228,7 +1228,7 @@
           <w:sz w:val="16"/>
           <w:szCs w:val="16"/>
         </w:rPr>
-        <w:t xml:space="preserve">Source: Dealio.pro Comps Report. Pulled [Month Day, Year].</w:t>
+        <w:t xml:space="preserve">Source: Newtree's comps and skip-trace platform. Pulled [Month Day, Year].</w:t>
       </w:r>
     </w:p>
     <w:sectPr>
